--- a/Files/01 - Bereshis/01 - Bereshis/5786/Bereshis (2)/Bereshis 5786 (2).docx
+++ b/Files/01 - Bereshis/01 - Bereshis/5786/Bereshis (2)/Bereshis 5786 (2).docx
@@ -1775,7 +1775,19 @@
         <w:rPr>
           <w:rFonts w:ascii="Times New Roman" w:hAnsi="Times New Roman" w:cs="Times New Roman"/>
         </w:rPr>
-        <w:t xml:space="preserve">fter I hear that you were here voluntarily, I know you even more and appreciate you. </w:t>
+        <w:t>fter I hear</w:t>
+      </w:r>
+      <w:r>
+        <w:rPr>
+          <w:rFonts w:ascii="Times New Roman" w:hAnsi="Times New Roman" w:cs="Times New Roman"/>
+        </w:rPr>
+        <w:t>d</w:t>
+      </w:r>
+      <w:r>
+        <w:rPr>
+          <w:rFonts w:ascii="Times New Roman" w:hAnsi="Times New Roman" w:cs="Times New Roman"/>
+        </w:rPr>
+        <w:t xml:space="preserve"> that you were here voluntarily, I know you even more and appreciate you. </w:t>
       </w:r>
       <w:r>
         <w:rPr>
@@ -2200,6 +2212,12 @@
         <w:rPr>
           <w:rFonts w:ascii="Times New Roman" w:hAnsi="Times New Roman" w:cs="Times New Roman"/>
         </w:rPr>
+        <w:t>,</w:t>
+      </w:r>
+      <w:r>
+        <w:rPr>
+          <w:rFonts w:ascii="Times New Roman" w:hAnsi="Times New Roman" w:cs="Times New Roman"/>
+        </w:rPr>
         <w:t xml:space="preserve">” </w:t>
       </w:r>
       <w:r>
@@ -2248,13 +2266,25 @@
         <w:rPr>
           <w:rFonts w:ascii="Times New Roman" w:hAnsi="Times New Roman" w:cs="Times New Roman"/>
         </w:rPr>
-        <w:t>matter”</w:t>
-      </w:r>
-      <w:r>
-        <w:rPr>
-          <w:rFonts w:ascii="Times New Roman" w:hAnsi="Times New Roman" w:cs="Times New Roman"/>
-        </w:rPr>
-        <w:t xml:space="preserve">? I asked. </w:t>
+        <w:t>matter</w:t>
+      </w:r>
+      <w:r>
+        <w:rPr>
+          <w:rFonts w:ascii="Times New Roman" w:hAnsi="Times New Roman" w:cs="Times New Roman"/>
+        </w:rPr>
+        <w:t>?</w:t>
+      </w:r>
+      <w:r>
+        <w:rPr>
+          <w:rFonts w:ascii="Times New Roman" w:hAnsi="Times New Roman" w:cs="Times New Roman"/>
+        </w:rPr>
+        <w:t>”</w:t>
+      </w:r>
+      <w:r>
+        <w:rPr>
+          <w:rFonts w:ascii="Times New Roman" w:hAnsi="Times New Roman" w:cs="Times New Roman"/>
+        </w:rPr>
+        <w:t xml:space="preserve"> I asked. </w:t>
       </w:r>
       <w:r>
         <w:rPr>

--- a/Files/01 - Bereshis/01 - Bereshis/5786/Bereshis (2)/Bereshis 5786 (2).docx
+++ b/Files/01 - Bereshis/01 - Bereshis/5786/Bereshis (2)/Bereshis 5786 (2).docx
@@ -498,7 +498,31 @@
         <w:rPr>
           <w:rFonts w:ascii="Times New Roman" w:hAnsi="Times New Roman" w:cs="Times New Roman"/>
         </w:rPr>
-        <w:t xml:space="preserve"> of his relative. Suddenly, a man comes down from the building and says to my friend, “Why are you out here? Come upstairs. It</w:t>
+        <w:t xml:space="preserve"> of his relative. Suddenly, a man </w:t>
+      </w:r>
+      <w:r>
+        <w:rPr>
+          <w:rFonts w:ascii="Times New Roman" w:hAnsi="Times New Roman" w:cs="Times New Roman"/>
+        </w:rPr>
+        <w:t>came</w:t>
+      </w:r>
+      <w:r>
+        <w:rPr>
+          <w:rFonts w:ascii="Times New Roman" w:hAnsi="Times New Roman" w:cs="Times New Roman"/>
+        </w:rPr>
+        <w:t xml:space="preserve"> down from the building and sa</w:t>
+      </w:r>
+      <w:r>
+        <w:rPr>
+          <w:rFonts w:ascii="Times New Roman" w:hAnsi="Times New Roman" w:cs="Times New Roman"/>
+        </w:rPr>
+        <w:t xml:space="preserve">id </w:t>
+      </w:r>
+      <w:r>
+        <w:rPr>
+          <w:rFonts w:ascii="Times New Roman" w:hAnsi="Times New Roman" w:cs="Times New Roman"/>
+        </w:rPr>
+        <w:t>to my friend, “Why are you out here? Come upstairs. It</w:t>
       </w:r>
       <w:r>
         <w:rPr>
@@ -510,7 +534,19 @@
         <w:rPr>
           <w:rFonts w:ascii="Times New Roman" w:hAnsi="Times New Roman" w:cs="Times New Roman"/>
         </w:rPr>
-        <w:t>s really empty and sad up there.” Then he turns to me, “Come upstairs, they</w:t>
+        <w:t>s really empty and sad up there.” Then he turn</w:t>
+      </w:r>
+      <w:r>
+        <w:rPr>
+          <w:rFonts w:ascii="Times New Roman" w:hAnsi="Times New Roman" w:cs="Times New Roman"/>
+        </w:rPr>
+        <w:t>ed</w:t>
+      </w:r>
+      <w:r>
+        <w:rPr>
+          <w:rFonts w:ascii="Times New Roman" w:hAnsi="Times New Roman" w:cs="Times New Roman"/>
+        </w:rPr>
+        <w:t xml:space="preserve"> to me, “Come upstairs, they</w:t>
       </w:r>
       <w:r>
         <w:rPr>
@@ -528,7 +564,19 @@
         <w:rPr>
           <w:rFonts w:ascii="Times New Roman" w:hAnsi="Times New Roman" w:cs="Times New Roman"/>
         </w:rPr>
-        <w:t>I asked? “</w:t>
+        <w:t>I asked</w:t>
+      </w:r>
+      <w:r>
+        <w:rPr>
+          <w:rFonts w:ascii="Times New Roman" w:hAnsi="Times New Roman" w:cs="Times New Roman"/>
+        </w:rPr>
+        <w:t>.</w:t>
+      </w:r>
+      <w:r>
+        <w:rPr>
+          <w:rFonts w:ascii="Times New Roman" w:hAnsi="Times New Roman" w:cs="Times New Roman"/>
+        </w:rPr>
+        <w:t xml:space="preserve"> “</w:t>
       </w:r>
       <w:r>
         <w:rPr>
@@ -883,7 +931,19 @@
         <w:rPr>
           <w:rFonts w:ascii="Times New Roman" w:hAnsi="Times New Roman" w:cs="Times New Roman"/>
         </w:rPr>
-        <w:t xml:space="preserve"> left</w:t>
+        <w:t xml:space="preserve"> </w:t>
+      </w:r>
+      <w:r>
+        <w:rPr>
+          <w:rFonts w:ascii="Times New Roman" w:hAnsi="Times New Roman" w:cs="Times New Roman"/>
+        </w:rPr>
+        <w:t xml:space="preserve">my </w:t>
+      </w:r>
+      <w:r>
+        <w:rPr>
+          <w:rFonts w:ascii="Times New Roman" w:hAnsi="Times New Roman" w:cs="Times New Roman"/>
+        </w:rPr>
+        <w:t>left</w:t>
       </w:r>
       <w:r>
         <w:rPr>
@@ -1727,7 +1787,19 @@
         <w:rPr>
           <w:rFonts w:ascii="Times New Roman" w:hAnsi="Times New Roman" w:cs="Times New Roman"/>
         </w:rPr>
-        <w:t>s daughter,” “What makes you think of proposing your sister</w:t>
+        <w:t>s daughter</w:t>
+      </w:r>
+      <w:r>
+        <w:rPr>
+          <w:rFonts w:ascii="Times New Roman" w:hAnsi="Times New Roman" w:cs="Times New Roman"/>
+        </w:rPr>
+        <w:t>.</w:t>
+      </w:r>
+      <w:r>
+        <w:rPr>
+          <w:rFonts w:ascii="Times New Roman" w:hAnsi="Times New Roman" w:cs="Times New Roman"/>
+        </w:rPr>
+        <w:t>” “What makes you think of proposing your sister</w:t>
       </w:r>
       <w:r>
         <w:rPr>
